--- a/Design Documents/Flaws.docx
+++ b/Design Documents/Flaws.docx
@@ -52,9 +52,23 @@
       </w:pPr>
       <w:r>
         <w:rPr>
-          <w:lang w:val="en-US"/>
-        </w:rPr>
-        <w:t xml:space="preserve">Name: </w:t>
+          <w:b/>
+          <w:bCs/>
+          <w:lang w:val="en-US"/>
+        </w:rPr>
+        <w:t>Name</w:t>
+      </w:r>
+      <w:r>
+        <w:rPr>
+          <w:lang w:val="en-US"/>
+        </w:rPr>
+        <w:t xml:space="preserve">: </w:t>
+      </w:r>
+      <w:r>
+        <w:rPr>
+          <w:lang w:val="en-US"/>
+        </w:rPr>
+        <w:t>Title of the flaw</w:t>
       </w:r>
     </w:p>
     <w:p>
@@ -70,9 +84,23 @@
       </w:pPr>
       <w:r>
         <w:rPr>
-          <w:lang w:val="en-US"/>
-        </w:rPr>
-        <w:t>Description: Short description of the problem</w:t>
+          <w:b/>
+          <w:bCs/>
+          <w:lang w:val="en-US"/>
+        </w:rPr>
+        <w:t>Description</w:t>
+      </w:r>
+      <w:r>
+        <w:rPr>
+          <w:lang w:val="en-US"/>
+        </w:rPr>
+        <w:t xml:space="preserve">: Short description of the </w:t>
+      </w:r>
+      <w:r>
+        <w:rPr>
+          <w:lang w:val="en-US"/>
+        </w:rPr>
+        <w:t>flaw</w:t>
       </w:r>
     </w:p>
     <w:p>
@@ -88,9 +116,29 @@
       </w:pPr>
       <w:r>
         <w:rPr>
-          <w:lang w:val="en-US"/>
-        </w:rPr>
-        <w:t>Origin: The design decision that the problem originates from</w:t>
+          <w:b/>
+          <w:bCs/>
+          <w:lang w:val="en-US"/>
+        </w:rPr>
+        <w:t>Origin</w:t>
+      </w:r>
+      <w:r>
+        <w:rPr>
+          <w:lang w:val="en-US"/>
+        </w:rPr>
+        <w:t xml:space="preserve">: The design decision that the </w:t>
+      </w:r>
+      <w:r>
+        <w:rPr>
+          <w:lang w:val="en-US"/>
+        </w:rPr>
+        <w:t>flaw</w:t>
+      </w:r>
+      <w:r>
+        <w:rPr>
+          <w:lang w:val="en-US"/>
+        </w:rPr>
+        <w:t xml:space="preserve"> originates from</w:t>
       </w:r>
     </w:p>
     <w:p>
@@ -106,9 +154,29 @@
       </w:pPr>
       <w:r>
         <w:rPr>
-          <w:lang w:val="en-US"/>
-        </w:rPr>
-        <w:t>Consequences: How the problem makes the game worse</w:t>
+          <w:b/>
+          <w:bCs/>
+          <w:lang w:val="en-US"/>
+        </w:rPr>
+        <w:t>Consequences</w:t>
+      </w:r>
+      <w:r>
+        <w:rPr>
+          <w:lang w:val="en-US"/>
+        </w:rPr>
+        <w:t xml:space="preserve">: How the </w:t>
+      </w:r>
+      <w:r>
+        <w:rPr>
+          <w:lang w:val="en-US"/>
+        </w:rPr>
+        <w:t>flaw</w:t>
+      </w:r>
+      <w:r>
+        <w:rPr>
+          <w:lang w:val="en-US"/>
+        </w:rPr>
+        <w:t xml:space="preserve"> makes the game worse</w:t>
       </w:r>
     </w:p>
     <w:p>
@@ -124,9 +192,29 @@
       </w:pPr>
       <w:r>
         <w:rPr>
-          <w:lang w:val="en-US"/>
-        </w:rPr>
-        <w:t>Solutions: How to make the problem go away.</w:t>
+          <w:b/>
+          <w:bCs/>
+          <w:lang w:val="en-US"/>
+        </w:rPr>
+        <w:t>Solutions</w:t>
+      </w:r>
+      <w:r>
+        <w:rPr>
+          <w:lang w:val="en-US"/>
+        </w:rPr>
+        <w:t xml:space="preserve">: How to make the </w:t>
+      </w:r>
+      <w:r>
+        <w:rPr>
+          <w:lang w:val="en-US"/>
+        </w:rPr>
+        <w:t>flaw</w:t>
+      </w:r>
+      <w:r>
+        <w:rPr>
+          <w:lang w:val="en-US"/>
+        </w:rPr>
+        <w:t xml:space="preserve"> go away.</w:t>
       </w:r>
     </w:p>
     <w:p>
@@ -273,16 +361,82 @@
         <w:rPr>
           <w:lang w:val="en-US"/>
         </w:rPr>
-        <w:t xml:space="preserve">No reasons to initially engage. No “reasons to </w:t>
+        <w:t>No reasons to initially engage</w:t>
+      </w:r>
+      <w:r>
+        <w:rPr>
+          <w:lang w:val="en-US"/>
+        </w:rPr>
+        <w:t xml:space="preserve"> / </w:t>
+      </w:r>
+      <w:r>
+        <w:rPr>
+          <w:lang w:val="en-US"/>
+        </w:rPr>
+        <w:t xml:space="preserve">“reasons to </w:t>
       </w:r>
       <w:proofErr w:type="gramStart"/>
       <w:r>
         <w:rPr>
           <w:lang w:val="en-US"/>
         </w:rPr>
-        <w:t>care”</w:t>
+        <w:t>care</w:t>
       </w:r>
       <w:proofErr w:type="gramEnd"/>
+      <w:r>
+        <w:rPr>
+          <w:lang w:val="en-US"/>
+        </w:rPr>
+        <w:t>”</w:t>
+      </w:r>
+    </w:p>
+    <w:p>
+      <w:pPr>
+        <w:pStyle w:val="ListParagraph"/>
+        <w:numPr>
+          <w:ilvl w:val="0"/>
+          <w:numId w:val="1"/>
+        </w:numPr>
+        <w:rPr>
+          <w:lang w:val="en-US"/>
+        </w:rPr>
+      </w:pPr>
+      <w:r>
+        <w:rPr>
+          <w:lang w:val="en-US"/>
+        </w:rPr>
+        <w:t>Uncomplete game</w:t>
+      </w:r>
+    </w:p>
+    <w:p>
+      <w:pPr>
+        <w:pStyle w:val="ListParagraph"/>
+        <w:numPr>
+          <w:ilvl w:val="0"/>
+          <w:numId w:val="1"/>
+        </w:numPr>
+        <w:rPr>
+          <w:lang w:val="en-US"/>
+        </w:rPr>
+      </w:pPr>
+      <w:r>
+        <w:rPr>
+          <w:lang w:val="en-US"/>
+        </w:rPr>
+        <w:t>Abysmal optimization</w:t>
+      </w:r>
+    </w:p>
+    <w:p>
+      <w:pPr>
+        <w:pStyle w:val="ListParagraph"/>
+        <w:numPr>
+          <w:ilvl w:val="0"/>
+          <w:numId w:val="1"/>
+        </w:numPr>
+        <w:rPr>
+          <w:lang w:val="en-US"/>
+        </w:rPr>
+      </w:pPr>
     </w:p>
     <w:p>
       <w:pPr>

--- a/Design Documents/Flaws.docx
+++ b/Design Documents/Flaws.docx
@@ -6,14 +6,8 @@
       <w:pPr>
         <w:pStyle w:val="Title"/>
         <w:jc w:val="center"/>
-        <w:rPr>
-          <w:lang w:val="en-US"/>
-        </w:rPr>
-      </w:pPr>
-      <w:r>
-        <w:rPr>
-          <w:lang w:val="en-US"/>
-        </w:rPr>
+      </w:pPr>
+      <w:r>
         <w:t>THE MANY FLAWS OF IJO MUSI</w:t>
       </w:r>
     </w:p>
@@ -21,24 +15,12 @@
     <w:p>
       <w:pPr>
         <w:pStyle w:val="Heading1"/>
-        <w:rPr>
-          <w:lang w:val="en-US"/>
-        </w:rPr>
-      </w:pPr>
-      <w:r>
-        <w:rPr>
-          <w:lang w:val="en-US"/>
-        </w:rPr>
+      </w:pPr>
+      <w:r>
         <w:t>TEMPLATE</w:t>
       </w:r>
     </w:p>
-    <w:p>
-      <w:pPr>
-        <w:rPr>
-          <w:lang w:val="en-US"/>
-        </w:rPr>
-      </w:pPr>
-    </w:p>
+    <w:p/>
     <w:p>
       <w:pPr>
         <w:pStyle w:val="ListParagraph"/>
@@ -46,30 +28,30 @@
           <w:ilvl w:val="0"/>
           <w:numId w:val="1"/>
         </w:numPr>
-        <w:rPr>
-          <w:lang w:val="en-US"/>
-        </w:rPr>
       </w:pPr>
       <w:r>
         <w:rPr>
           <w:b/>
           <w:bCs/>
-          <w:lang w:val="en-US"/>
         </w:rPr>
         <w:t>Name</w:t>
       </w:r>
       <w:r>
-        <w:rPr>
-          <w:lang w:val="en-US"/>
-        </w:rPr>
         <w:t xml:space="preserve">: </w:t>
       </w:r>
-      <w:r>
-        <w:rPr>
-          <w:lang w:val="en-US"/>
-        </w:rPr>
-        <w:t>Title of the flaw</w:t>
-      </w:r>
+      <w:proofErr w:type="spellStart"/>
+      <w:r>
+        <w:t>Title</w:t>
+      </w:r>
+      <w:proofErr w:type="spellEnd"/>
+      <w:r>
+        <w:t xml:space="preserve"> of the </w:t>
+      </w:r>
+      <w:proofErr w:type="spellStart"/>
+      <w:r>
+        <w:t>flaw</w:t>
+      </w:r>
+      <w:proofErr w:type="spellEnd"/>
     </w:p>
     <w:p>
       <w:pPr>
@@ -78,30 +60,22 @@
           <w:ilvl w:val="0"/>
           <w:numId w:val="1"/>
         </w:numPr>
-        <w:rPr>
-          <w:lang w:val="en-US"/>
-        </w:rPr>
       </w:pPr>
       <w:r>
         <w:rPr>
           <w:b/>
           <w:bCs/>
-          <w:lang w:val="en-US"/>
         </w:rPr>
         <w:t>Description</w:t>
       </w:r>
       <w:r>
-        <w:rPr>
-          <w:lang w:val="en-US"/>
-        </w:rPr>
         <w:t xml:space="preserve">: Short description of the </w:t>
       </w:r>
-      <w:r>
-        <w:rPr>
-          <w:lang w:val="en-US"/>
-        </w:rPr>
+      <w:proofErr w:type="spellStart"/>
+      <w:r>
         <w:t>flaw</w:t>
       </w:r>
+      <w:proofErr w:type="spellEnd"/>
     </w:p>
     <w:p>
       <w:pPr>
@@ -110,36 +84,54 @@
           <w:ilvl w:val="0"/>
           <w:numId w:val="1"/>
         </w:numPr>
-        <w:rPr>
-          <w:lang w:val="en-US"/>
-        </w:rPr>
       </w:pPr>
       <w:r>
         <w:rPr>
           <w:b/>
           <w:bCs/>
-          <w:lang w:val="en-US"/>
         </w:rPr>
         <w:t>Origin</w:t>
       </w:r>
       <w:r>
-        <w:rPr>
-          <w:lang w:val="en-US"/>
-        </w:rPr>
-        <w:t xml:space="preserve">: The design decision that the </w:t>
-      </w:r>
-      <w:r>
-        <w:rPr>
-          <w:lang w:val="en-US"/>
-        </w:rPr>
+        <w:t xml:space="preserve">: The design </w:t>
+      </w:r>
+      <w:proofErr w:type="spellStart"/>
+      <w:r>
+        <w:t>decision</w:t>
+      </w:r>
+      <w:proofErr w:type="spellEnd"/>
+      <w:r>
+        <w:t xml:space="preserve"> </w:t>
+      </w:r>
+      <w:proofErr w:type="spellStart"/>
+      <w:r>
+        <w:t>that</w:t>
+      </w:r>
+      <w:proofErr w:type="spellEnd"/>
+      <w:r>
+        <w:t xml:space="preserve"> the </w:t>
+      </w:r>
+      <w:proofErr w:type="spellStart"/>
+      <w:r>
         <w:t>flaw</w:t>
       </w:r>
-      <w:r>
-        <w:rPr>
-          <w:lang w:val="en-US"/>
-        </w:rPr>
-        <w:t xml:space="preserve"> originates from</w:t>
-      </w:r>
+      <w:proofErr w:type="spellEnd"/>
+      <w:r>
+        <w:t xml:space="preserve"> </w:t>
+      </w:r>
+      <w:proofErr w:type="spellStart"/>
+      <w:r>
+        <w:t>originates</w:t>
+      </w:r>
+      <w:proofErr w:type="spellEnd"/>
+      <w:r>
+        <w:t xml:space="preserve"> </w:t>
+      </w:r>
+      <w:proofErr w:type="spellStart"/>
+      <w:r>
+        <w:t>from</w:t>
+      </w:r>
+      <w:proofErr w:type="spellEnd"/>
     </w:p>
     <w:p>
       <w:pPr>
@@ -148,35 +140,80 @@
           <w:ilvl w:val="0"/>
           <w:numId w:val="1"/>
         </w:numPr>
-        <w:rPr>
-          <w:lang w:val="en-US"/>
-        </w:rPr>
       </w:pPr>
       <w:r>
         <w:rPr>
           <w:b/>
           <w:bCs/>
-          <w:lang w:val="en-US"/>
         </w:rPr>
-        <w:t>Consequences</w:t>
-      </w:r>
-      <w:r>
-        <w:rPr>
-          <w:lang w:val="en-US"/>
-        </w:rPr>
-        <w:t xml:space="preserve">: How the </w:t>
-      </w:r>
-      <w:r>
-        <w:rPr>
-          <w:lang w:val="en-US"/>
-        </w:rPr>
-        <w:t>flaw</w:t>
-      </w:r>
-      <w:r>
-        <w:rPr>
-          <w:lang w:val="en-US"/>
-        </w:rPr>
-        <w:t xml:space="preserve"> makes the game worse</w:t>
+        <w:t>Reason</w:t>
+      </w:r>
+      <w:r>
+        <w:t xml:space="preserve">: </w:t>
+      </w:r>
+      <w:proofErr w:type="spellStart"/>
+      <w:r>
+        <w:t>Why</w:t>
+      </w:r>
+      <w:proofErr w:type="spellEnd"/>
+      <w:r>
+        <w:t xml:space="preserve"> </w:t>
+      </w:r>
+      <w:proofErr w:type="spellStart"/>
+      <w:r>
+        <w:t>this</w:t>
+      </w:r>
+      <w:proofErr w:type="spellEnd"/>
+      <w:r>
+        <w:t xml:space="preserve"> design </w:t>
+      </w:r>
+      <w:proofErr w:type="spellStart"/>
+      <w:r>
+        <w:t>decision</w:t>
+      </w:r>
+      <w:proofErr w:type="spellEnd"/>
+      <w:r>
+        <w:t xml:space="preserve"> </w:t>
+      </w:r>
+      <w:proofErr w:type="spellStart"/>
+      <w:r>
+        <w:t>does</w:t>
+      </w:r>
+      <w:proofErr w:type="spellEnd"/>
+      <w:r>
+        <w:t xml:space="preserve"> not </w:t>
+      </w:r>
+      <w:proofErr w:type="spellStart"/>
+      <w:r>
+        <w:t>work</w:t>
+      </w:r>
+      <w:proofErr w:type="spellEnd"/>
+      <w:r>
+        <w:t xml:space="preserve"> (</w:t>
+      </w:r>
+      <w:proofErr w:type="spellStart"/>
+      <w:r>
+        <w:t>lack</w:t>
+      </w:r>
+      <w:proofErr w:type="spellEnd"/>
+      <w:r>
+        <w:t xml:space="preserve"> of </w:t>
+      </w:r>
+      <w:proofErr w:type="spellStart"/>
+      <w:r>
+        <w:t>resource</w:t>
+      </w:r>
+      <w:proofErr w:type="spellEnd"/>
+      <w:r>
+        <w:t xml:space="preserve"> for </w:t>
+      </w:r>
+      <w:proofErr w:type="spellStart"/>
+      <w:r>
+        <w:t>example</w:t>
+      </w:r>
+      <w:proofErr w:type="spellEnd"/>
+      <w:r>
+        <w:t>)</w:t>
       </w:r>
     </w:p>
     <w:p>
@@ -186,55 +223,164 @@
           <w:ilvl w:val="0"/>
           <w:numId w:val="1"/>
         </w:numPr>
-        <w:rPr>
-          <w:lang w:val="en-US"/>
-        </w:rPr>
-      </w:pPr>
+      </w:pPr>
+      <w:proofErr w:type="spellStart"/>
       <w:r>
         <w:rPr>
           <w:b/>
           <w:bCs/>
-          <w:lang w:val="en-US"/>
+        </w:rPr>
+        <w:t>Consequences</w:t>
+      </w:r>
+      <w:proofErr w:type="spellEnd"/>
+      <w:r>
+        <w:t xml:space="preserve">: How the </w:t>
+      </w:r>
+      <w:proofErr w:type="spellStart"/>
+      <w:r>
+        <w:t>flaw</w:t>
+      </w:r>
+      <w:proofErr w:type="spellEnd"/>
+      <w:r>
+        <w:t xml:space="preserve"> </w:t>
+      </w:r>
+      <w:proofErr w:type="spellStart"/>
+      <w:r>
+        <w:t>makes</w:t>
+      </w:r>
+      <w:proofErr w:type="spellEnd"/>
+      <w:r>
+        <w:t xml:space="preserve"> the game </w:t>
+      </w:r>
+      <w:proofErr w:type="spellStart"/>
+      <w:r>
+        <w:t>worse</w:t>
+      </w:r>
+      <w:proofErr w:type="spellEnd"/>
+    </w:p>
+    <w:p>
+      <w:pPr>
+        <w:pStyle w:val="ListParagraph"/>
+        <w:numPr>
+          <w:ilvl w:val="0"/>
+          <w:numId w:val="1"/>
+        </w:numPr>
+      </w:pPr>
+      <w:r>
+        <w:rPr>
+          <w:b/>
+          <w:bCs/>
         </w:rPr>
         <w:t>Solutions</w:t>
       </w:r>
       <w:r>
+        <w:t xml:space="preserve">: How to </w:t>
+      </w:r>
+      <w:proofErr w:type="spellStart"/>
+      <w:r>
+        <w:t>make</w:t>
+      </w:r>
+      <w:proofErr w:type="spellEnd"/>
+      <w:r>
+        <w:t xml:space="preserve"> the </w:t>
+      </w:r>
+      <w:proofErr w:type="spellStart"/>
+      <w:r>
+        <w:t>flaw</w:t>
+      </w:r>
+      <w:proofErr w:type="spellEnd"/>
+      <w:r>
+        <w:t xml:space="preserve"> go </w:t>
+      </w:r>
+      <w:proofErr w:type="spellStart"/>
+      <w:r>
+        <w:t>away</w:t>
+      </w:r>
+      <w:proofErr w:type="spellEnd"/>
+      <w:r>
+        <w:t>.</w:t>
+      </w:r>
+    </w:p>
+    <w:p>
+      <w:pPr>
+        <w:pStyle w:val="ListParagraph"/>
+        <w:numPr>
+          <w:ilvl w:val="0"/>
+          <w:numId w:val="1"/>
+        </w:numPr>
+      </w:pPr>
+      <w:proofErr w:type="spellStart"/>
+      <w:proofErr w:type="gramStart"/>
+      <w:r>
         <w:rPr>
-          <w:lang w:val="en-US"/>
+          <w:b/>
+          <w:bCs/>
         </w:rPr>
-        <w:t xml:space="preserve">: How to make the </w:t>
-      </w:r>
-      <w:r>
-        <w:rPr>
-          <w:lang w:val="en-US"/>
-        </w:rPr>
-        <w:t>flaw</w:t>
-      </w:r>
-      <w:r>
-        <w:rPr>
-          <w:lang w:val="en-US"/>
-        </w:rPr>
-        <w:t xml:space="preserve"> go away.</w:t>
-      </w:r>
-    </w:p>
-    <w:p>
-      <w:pPr>
-        <w:rPr>
-          <w:lang w:val="en-US"/>
-        </w:rPr>
-      </w:pPr>
-    </w:p>
+        <w:t>Justified</w:t>
+      </w:r>
+      <w:proofErr w:type="spellEnd"/>
+      <w:r>
+        <w:t>?:</w:t>
+      </w:r>
+      <w:proofErr w:type="gramEnd"/>
+      <w:r>
+        <w:t xml:space="preserve"> </w:t>
+      </w:r>
+      <w:proofErr w:type="spellStart"/>
+      <w:r>
+        <w:t>Whether</w:t>
+      </w:r>
+      <w:proofErr w:type="spellEnd"/>
+      <w:r>
+        <w:t xml:space="preserve"> or not I </w:t>
+      </w:r>
+      <w:proofErr w:type="spellStart"/>
+      <w:r>
+        <w:t>should</w:t>
+      </w:r>
+      <w:proofErr w:type="spellEnd"/>
+      <w:r>
+        <w:t>/</w:t>
+      </w:r>
+      <w:proofErr w:type="spellStart"/>
+      <w:r>
+        <w:t>could</w:t>
+      </w:r>
+      <w:proofErr w:type="spellEnd"/>
+      <w:r>
+        <w:t xml:space="preserve"> have </w:t>
+      </w:r>
+      <w:proofErr w:type="spellStart"/>
+      <w:r>
+        <w:t>done</w:t>
+      </w:r>
+      <w:proofErr w:type="spellEnd"/>
+      <w:r>
+        <w:t xml:space="preserve"> </w:t>
+      </w:r>
+      <w:proofErr w:type="spellStart"/>
+      <w:r>
+        <w:t>things</w:t>
+      </w:r>
+      <w:proofErr w:type="spellEnd"/>
+      <w:r>
+        <w:t xml:space="preserve"> </w:t>
+      </w:r>
+      <w:proofErr w:type="spellStart"/>
+      <w:r>
+        <w:t>differently</w:t>
+      </w:r>
+      <w:proofErr w:type="spellEnd"/>
+      <w:r>
+        <w:t>.</w:t>
+      </w:r>
+    </w:p>
+    <w:p/>
     <w:p>
       <w:pPr>
         <w:pStyle w:val="Heading1"/>
-        <w:rPr>
-          <w:lang w:val="en-US"/>
-        </w:rPr>
-      </w:pPr>
-      <w:r>
-        <w:rPr>
-          <w:lang w:val="en-US"/>
-        </w:rPr>
+      </w:pPr>
+      <w:r>
         <w:t>QUICK LIST</w:t>
       </w:r>
     </w:p>
@@ -245,15 +391,150 @@
           <w:ilvl w:val="0"/>
           <w:numId w:val="1"/>
         </w:numPr>
-        <w:rPr>
-          <w:lang w:val="en-US"/>
-        </w:rPr>
-      </w:pPr>
-      <w:r>
-        <w:rPr>
-          <w:lang w:val="en-US"/>
-        </w:rPr>
-        <w:t>Lack of “keys and doors”</w:t>
+      </w:pPr>
+      <w:r>
+        <w:t>Manque de “clés/portes”</w:t>
+      </w:r>
+    </w:p>
+    <w:p>
+      <w:pPr>
+        <w:pStyle w:val="ListParagraph"/>
+        <w:numPr>
+          <w:ilvl w:val="1"/>
+          <w:numId w:val="1"/>
+        </w:numPr>
+      </w:pPr>
+      <w:r>
+        <w:t>Origine</w:t>
+      </w:r>
+      <w:r>
+        <w:t>s</w:t>
+      </w:r>
+      <w:r>
+        <w:t xml:space="preserve"> : </w:t>
+      </w:r>
+    </w:p>
+    <w:p>
+      <w:pPr>
+        <w:pStyle w:val="ListParagraph"/>
+        <w:numPr>
+          <w:ilvl w:val="2"/>
+          <w:numId w:val="1"/>
+        </w:numPr>
+      </w:pPr>
+      <w:r>
+        <w:t>Priorité de la narration.</w:t>
+      </w:r>
+    </w:p>
+    <w:p>
+      <w:pPr>
+        <w:pStyle w:val="ListParagraph"/>
+        <w:numPr>
+          <w:ilvl w:val="1"/>
+          <w:numId w:val="1"/>
+        </w:numPr>
+      </w:pPr>
+      <w:r>
+        <w:t xml:space="preserve">Raisons : </w:t>
+      </w:r>
+    </w:p>
+    <w:p>
+      <w:pPr>
+        <w:pStyle w:val="ListParagraph"/>
+        <w:numPr>
+          <w:ilvl w:val="2"/>
+          <w:numId w:val="1"/>
+        </w:numPr>
+      </w:pPr>
+      <w:r>
+        <w:t>Envergure du projet</w:t>
+      </w:r>
+      <w:r>
+        <w:t xml:space="preserve">. </w:t>
+      </w:r>
+    </w:p>
+    <w:p>
+      <w:pPr>
+        <w:pStyle w:val="ListParagraph"/>
+        <w:numPr>
+          <w:ilvl w:val="2"/>
+          <w:numId w:val="1"/>
+        </w:numPr>
+      </w:pPr>
+      <w:r>
+        <w:t>Inexpérience en écriture.</w:t>
+      </w:r>
+    </w:p>
+    <w:p>
+      <w:pPr>
+        <w:pStyle w:val="ListParagraph"/>
+        <w:numPr>
+          <w:ilvl w:val="2"/>
+          <w:numId w:val="1"/>
+        </w:numPr>
+      </w:pPr>
+      <w:r>
+        <w:t>Inexpérience en level design.</w:t>
+      </w:r>
+    </w:p>
+    <w:p>
+      <w:pPr>
+        <w:pStyle w:val="ListParagraph"/>
+        <w:numPr>
+          <w:ilvl w:val="1"/>
+          <w:numId w:val="1"/>
+        </w:numPr>
+      </w:pPr>
+      <w:r>
+        <w:t xml:space="preserve">Conséquences : </w:t>
+      </w:r>
+    </w:p>
+    <w:p>
+      <w:pPr>
+        <w:pStyle w:val="ListParagraph"/>
+        <w:numPr>
+          <w:ilvl w:val="2"/>
+          <w:numId w:val="1"/>
+        </w:numPr>
+      </w:pPr>
+      <w:r>
+        <w:t>Manque d’interactivité. Le jeu est austère. On passe à côté de l’aspect “ludique”</w:t>
+      </w:r>
+    </w:p>
+    <w:p>
+      <w:pPr>
+        <w:pStyle w:val="ListParagraph"/>
+        <w:numPr>
+          <w:ilvl w:val="1"/>
+          <w:numId w:val="1"/>
+        </w:numPr>
+      </w:pPr>
+      <w:r>
+        <w:t>Solutions :</w:t>
+      </w:r>
+    </w:p>
+    <w:p>
+      <w:pPr>
+        <w:pStyle w:val="ListParagraph"/>
+        <w:numPr>
+          <w:ilvl w:val="2"/>
+          <w:numId w:val="1"/>
+        </w:numPr>
+      </w:pPr>
+      <w:r>
+        <w:t>Retravailler le level design.</w:t>
+      </w:r>
+    </w:p>
+    <w:p>
+      <w:pPr>
+        <w:pStyle w:val="ListParagraph"/>
+        <w:numPr>
+          <w:ilvl w:val="2"/>
+          <w:numId w:val="1"/>
+        </w:numPr>
+      </w:pPr>
+      <w:r>
+        <w:t>Retravailler les dialogues.</w:t>
       </w:r>
     </w:p>
     <w:p>
@@ -263,15 +544,135 @@
           <w:ilvl w:val="0"/>
           <w:numId w:val="1"/>
         </w:numPr>
-        <w:rPr>
-          <w:lang w:val="en-US"/>
-        </w:rPr>
-      </w:pPr>
-      <w:r>
-        <w:rPr>
-          <w:lang w:val="en-US"/>
-        </w:rPr>
-        <w:t>Lack of voice acting</w:t>
+      </w:pPr>
+      <w:r>
+        <w:t>Manque des voix</w:t>
+      </w:r>
+    </w:p>
+    <w:p>
+      <w:pPr>
+        <w:pStyle w:val="ListParagraph"/>
+        <w:numPr>
+          <w:ilvl w:val="1"/>
+          <w:numId w:val="1"/>
+        </w:numPr>
+      </w:pPr>
+      <w:r>
+        <w:t>Origine</w:t>
+      </w:r>
+      <w:r>
+        <w:t xml:space="preserve">s </w:t>
+      </w:r>
+      <w:r>
+        <w:t xml:space="preserve">: </w:t>
+      </w:r>
+    </w:p>
+    <w:p>
+      <w:pPr>
+        <w:pStyle w:val="ListParagraph"/>
+        <w:numPr>
+          <w:ilvl w:val="2"/>
+          <w:numId w:val="1"/>
+        </w:numPr>
+      </w:pPr>
+      <w:r>
+        <w:t>Focus sur d’autres priorités</w:t>
+      </w:r>
+    </w:p>
+    <w:p>
+      <w:pPr>
+        <w:pStyle w:val="ListParagraph"/>
+        <w:numPr>
+          <w:ilvl w:val="1"/>
+          <w:numId w:val="1"/>
+        </w:numPr>
+      </w:pPr>
+      <w:r>
+        <w:t>Raisons :</w:t>
+      </w:r>
+    </w:p>
+    <w:p>
+      <w:pPr>
+        <w:pStyle w:val="ListParagraph"/>
+        <w:numPr>
+          <w:ilvl w:val="2"/>
+          <w:numId w:val="1"/>
+        </w:numPr>
+      </w:pPr>
+      <w:r>
+        <w:t>Envergure du projet.</w:t>
+      </w:r>
+    </w:p>
+    <w:p>
+      <w:pPr>
+        <w:pStyle w:val="ListParagraph"/>
+        <w:numPr>
+          <w:ilvl w:val="1"/>
+          <w:numId w:val="1"/>
+        </w:numPr>
+      </w:pPr>
+      <w:r>
+        <w:t>Conséquences :</w:t>
+      </w:r>
+    </w:p>
+    <w:p>
+      <w:pPr>
+        <w:pStyle w:val="ListParagraph"/>
+        <w:numPr>
+          <w:ilvl w:val="2"/>
+          <w:numId w:val="1"/>
+        </w:numPr>
+      </w:pPr>
+      <w:r>
+        <w:t>Impossibilité d’apprendre l’aspect oral de la langue.</w:t>
+      </w:r>
+    </w:p>
+    <w:p>
+      <w:pPr>
+        <w:pStyle w:val="ListParagraph"/>
+        <w:numPr>
+          <w:ilvl w:val="2"/>
+          <w:numId w:val="1"/>
+        </w:numPr>
+      </w:pPr>
+      <w:r>
+        <w:t>Le jeu est moins prenant.</w:t>
+      </w:r>
+    </w:p>
+    <w:p>
+      <w:pPr>
+        <w:pStyle w:val="ListParagraph"/>
+        <w:numPr>
+          <w:ilvl w:val="2"/>
+          <w:numId w:val="1"/>
+        </w:numPr>
+      </w:pPr>
+      <w:r>
+        <w:t>Manque de feedback.</w:t>
+      </w:r>
+    </w:p>
+    <w:p>
+      <w:pPr>
+        <w:pStyle w:val="ListParagraph"/>
+        <w:numPr>
+          <w:ilvl w:val="1"/>
+          <w:numId w:val="1"/>
+        </w:numPr>
+      </w:pPr>
+      <w:r>
+        <w:t>Solution :</w:t>
+      </w:r>
+    </w:p>
+    <w:p>
+      <w:pPr>
+        <w:pStyle w:val="ListParagraph"/>
+        <w:numPr>
+          <w:ilvl w:val="2"/>
+          <w:numId w:val="1"/>
+        </w:numPr>
+      </w:pPr>
+      <w:r>
+        <w:t>Enregistrer les voix.</w:t>
       </w:r>
     </w:p>
     <w:p>
@@ -281,15 +682,163 @@
           <w:ilvl w:val="0"/>
           <w:numId w:val="1"/>
         </w:numPr>
-        <w:rPr>
-          <w:lang w:val="en-US"/>
-        </w:rPr>
-      </w:pPr>
-      <w:r>
-        <w:rPr>
-          <w:lang w:val="en-US"/>
-        </w:rPr>
-        <w:t>Weak plot</w:t>
+      </w:pPr>
+      <w:r>
+        <w:t>Narration faible</w:t>
+      </w:r>
+    </w:p>
+    <w:p>
+      <w:pPr>
+        <w:pStyle w:val="ListParagraph"/>
+        <w:numPr>
+          <w:ilvl w:val="1"/>
+          <w:numId w:val="1"/>
+        </w:numPr>
+      </w:pPr>
+      <w:r>
+        <w:t>Origine</w:t>
+      </w:r>
+      <w:r>
+        <w:t>s</w:t>
+      </w:r>
+      <w:r>
+        <w:t xml:space="preserve"> : </w:t>
+      </w:r>
+    </w:p>
+    <w:p>
+      <w:pPr>
+        <w:pStyle w:val="ListParagraph"/>
+        <w:numPr>
+          <w:ilvl w:val="2"/>
+          <w:numId w:val="1"/>
+        </w:numPr>
+      </w:pPr>
+      <w:r>
+        <w:t>Narration en toki pona</w:t>
+      </w:r>
+      <w:r>
+        <w:t>.</w:t>
+      </w:r>
+    </w:p>
+    <w:p>
+      <w:pPr>
+        <w:pStyle w:val="ListParagraph"/>
+        <w:numPr>
+          <w:ilvl w:val="2"/>
+          <w:numId w:val="1"/>
+        </w:numPr>
+      </w:pPr>
+      <w:r>
+        <w:t>Narration non-linéaire.</w:t>
+      </w:r>
+    </w:p>
+    <w:p>
+      <w:pPr>
+        <w:pStyle w:val="ListParagraph"/>
+        <w:numPr>
+          <w:ilvl w:val="2"/>
+          <w:numId w:val="1"/>
+        </w:numPr>
+      </w:pPr>
+      <w:r>
+        <w:lastRenderedPageBreak/>
+        <w:t>Apprentissage par exposition.</w:t>
+      </w:r>
+    </w:p>
+    <w:p>
+      <w:pPr>
+        <w:pStyle w:val="ListParagraph"/>
+        <w:numPr>
+          <w:ilvl w:val="1"/>
+          <w:numId w:val="1"/>
+        </w:numPr>
+      </w:pPr>
+      <w:r>
+        <w:t>Raisons:</w:t>
+      </w:r>
+    </w:p>
+    <w:p>
+      <w:pPr>
+        <w:pStyle w:val="ListParagraph"/>
+        <w:numPr>
+          <w:ilvl w:val="2"/>
+          <w:numId w:val="1"/>
+        </w:numPr>
+      </w:pPr>
+      <w:r>
+        <w:t>Inexpérience en écriture.</w:t>
+      </w:r>
+    </w:p>
+    <w:p>
+      <w:pPr>
+        <w:pStyle w:val="ListParagraph"/>
+        <w:numPr>
+          <w:ilvl w:val="2"/>
+          <w:numId w:val="1"/>
+        </w:numPr>
+      </w:pPr>
+      <w:r>
+        <w:t>Manque de maîtrise du toki pona.</w:t>
+      </w:r>
+    </w:p>
+    <w:p>
+      <w:pPr>
+        <w:pStyle w:val="ListParagraph"/>
+        <w:numPr>
+          <w:ilvl w:val="2"/>
+          <w:numId w:val="1"/>
+        </w:numPr>
+      </w:pPr>
+      <w:r>
+        <w:t>Le toki pona n’est pas un langage à visées narratives.</w:t>
+      </w:r>
+    </w:p>
+    <w:p>
+      <w:pPr>
+        <w:pStyle w:val="ListParagraph"/>
+        <w:numPr>
+          <w:ilvl w:val="2"/>
+          <w:numId w:val="1"/>
+        </w:numPr>
+      </w:pPr>
+      <w:r>
+        <w:t>Tension</w:t>
+      </w:r>
+      <w:r>
+        <w:t xml:space="preserve"> dialogues</w:t>
+      </w:r>
+      <w:r>
+        <w:t xml:space="preserve"> intéressants</w:t>
+      </w:r>
+      <w:r>
+        <w:t>/</w:t>
+      </w:r>
+      <w:r>
+        <w:t>accessibles.</w:t>
+      </w:r>
+    </w:p>
+    <w:p>
+      <w:pPr>
+        <w:pStyle w:val="ListParagraph"/>
+        <w:numPr>
+          <w:ilvl w:val="1"/>
+          <w:numId w:val="1"/>
+        </w:numPr>
+      </w:pPr>
+      <w:r>
+        <w:t>Conséquences :</w:t>
+      </w:r>
+    </w:p>
+    <w:p>
+      <w:pPr>
+        <w:pStyle w:val="ListParagraph"/>
+        <w:numPr>
+          <w:ilvl w:val="2"/>
+          <w:numId w:val="1"/>
+        </w:numPr>
+      </w:pPr>
+      <w:r>
+        <w:t>Pas de raisons de s’investir dans le jeu.</w:t>
       </w:r>
     </w:p>
     <w:p>
@@ -299,15 +848,72 @@
           <w:ilvl w:val="0"/>
           <w:numId w:val="1"/>
         </w:numPr>
-        <w:rPr>
-          <w:lang w:val="en-US"/>
-        </w:rPr>
-      </w:pPr>
-      <w:r>
-        <w:rPr>
-          <w:lang w:val="en-US"/>
-        </w:rPr>
-        <w:t>Bad toki pona vocabulary representation</w:t>
+      </w:pPr>
+      <w:r>
+        <w:t>Quasi-absence d’une partie</w:t>
+      </w:r>
+      <w:r>
+        <w:t xml:space="preserve"> du vocabulaire toki pona</w:t>
+      </w:r>
+    </w:p>
+    <w:p>
+      <w:pPr>
+        <w:pStyle w:val="ListParagraph"/>
+        <w:numPr>
+          <w:ilvl w:val="1"/>
+          <w:numId w:val="1"/>
+        </w:numPr>
+      </w:pPr>
+      <w:r>
+        <w:t>Origine</w:t>
+      </w:r>
+      <w:r>
+        <w:t>s</w:t>
+      </w:r>
+      <w:r>
+        <w:t xml:space="preserve"> : </w:t>
+      </w:r>
+    </w:p>
+    <w:p>
+      <w:pPr>
+        <w:pStyle w:val="ListParagraph"/>
+        <w:numPr>
+          <w:ilvl w:val="2"/>
+          <w:numId w:val="1"/>
+        </w:numPr>
+      </w:pPr>
+      <w:r>
+        <w:t>Priorité de la narration</w:t>
+      </w:r>
+      <w:r>
+        <w:t>.</w:t>
+      </w:r>
+    </w:p>
+    <w:p>
+      <w:pPr>
+        <w:pStyle w:val="ListParagraph"/>
+        <w:numPr>
+          <w:ilvl w:val="1"/>
+          <w:numId w:val="1"/>
+        </w:numPr>
+      </w:pPr>
+      <w:r>
+        <w:t>Raisons</w:t>
+      </w:r>
+      <w:r>
+        <w:t> :</w:t>
+      </w:r>
+    </w:p>
+    <w:p>
+      <w:pPr>
+        <w:pStyle w:val="ListParagraph"/>
+        <w:numPr>
+          <w:ilvl w:val="2"/>
+          <w:numId w:val="1"/>
+        </w:numPr>
+      </w:pPr>
+      <w:r>
+        <w:t>Envergure du projet.</w:t>
       </w:r>
     </w:p>
     <w:p>
@@ -317,15 +923,36 @@
           <w:ilvl w:val="0"/>
           <w:numId w:val="1"/>
         </w:numPr>
-        <w:rPr>
-          <w:lang w:val="en-US"/>
-        </w:rPr>
-      </w:pPr>
-      <w:r>
-        <w:rPr>
-          <w:lang w:val="en-US"/>
-        </w:rPr>
-        <w:t>Lack of ways to learn the grammar</w:t>
+      </w:pPr>
+      <w:r>
+        <w:t>Décalage entre la</w:t>
+      </w:r>
+      <w:r>
+        <w:t xml:space="preserve"> narration et la philosophie du toki pona</w:t>
+      </w:r>
+    </w:p>
+    <w:p>
+      <w:pPr>
+        <w:pStyle w:val="ListParagraph"/>
+        <w:numPr>
+          <w:ilvl w:val="1"/>
+          <w:numId w:val="1"/>
+        </w:numPr>
+      </w:pPr>
+      <w:r>
+        <w:t>Origines :</w:t>
+      </w:r>
+    </w:p>
+    <w:p>
+      <w:pPr>
+        <w:pStyle w:val="ListParagraph"/>
+        <w:numPr>
+          <w:ilvl w:val="2"/>
+          <w:numId w:val="1"/>
+        </w:numPr>
+      </w:pPr>
+      <w:r>
+        <w:t>Choix narratifs.</w:t>
       </w:r>
     </w:p>
     <w:p>
@@ -335,15 +962,45 @@
           <w:ilvl w:val="0"/>
           <w:numId w:val="1"/>
         </w:numPr>
-        <w:rPr>
-          <w:lang w:val="en-US"/>
-        </w:rPr>
-      </w:pPr>
-      <w:r>
-        <w:rPr>
-          <w:lang w:val="en-US"/>
-        </w:rPr>
-        <w:t>Not enough connections between the dialogs and the environment</w:t>
+      </w:pPr>
+      <w:r>
+        <w:t>Manque de moyens d’apprendre la grammaire</w:t>
+      </w:r>
+    </w:p>
+    <w:p>
+      <w:pPr>
+        <w:pStyle w:val="ListParagraph"/>
+        <w:numPr>
+          <w:ilvl w:val="1"/>
+          <w:numId w:val="1"/>
+        </w:numPr>
+      </w:pPr>
+      <w:r>
+        <w:t>Origines :</w:t>
+      </w:r>
+    </w:p>
+    <w:p>
+      <w:pPr>
+        <w:pStyle w:val="ListParagraph"/>
+        <w:numPr>
+          <w:ilvl w:val="2"/>
+          <w:numId w:val="1"/>
+        </w:numPr>
+      </w:pPr>
+      <w:r>
+        <w:t>Envergure du projet</w:t>
+      </w:r>
+    </w:p>
+    <w:p>
+      <w:pPr>
+        <w:pStyle w:val="ListParagraph"/>
+        <w:numPr>
+          <w:ilvl w:val="2"/>
+          <w:numId w:val="1"/>
+        </w:numPr>
+      </w:pPr>
+      <w:r>
+        <w:t>Apprentissage par exposition</w:t>
       </w:r>
     </w:p>
     <w:p>
@@ -353,42 +1010,67 @@
           <w:ilvl w:val="0"/>
           <w:numId w:val="1"/>
         </w:numPr>
-        <w:rPr>
-          <w:lang w:val="en-US"/>
-        </w:rPr>
-      </w:pPr>
-      <w:r>
-        <w:rPr>
-          <w:lang w:val="en-US"/>
-        </w:rPr>
-        <w:t>No reasons to initially engage</w:t>
-      </w:r>
-      <w:r>
-        <w:rPr>
-          <w:lang w:val="en-US"/>
-        </w:rPr>
-        <w:t xml:space="preserve"> / </w:t>
-      </w:r>
-      <w:r>
-        <w:rPr>
-          <w:lang w:val="en-US"/>
-        </w:rPr>
-        <w:t xml:space="preserve">“reasons to </w:t>
-      </w:r>
-      <w:proofErr w:type="gramStart"/>
-      <w:r>
-        <w:rPr>
-          <w:lang w:val="en-US"/>
-        </w:rPr>
-        <w:t>care</w:t>
-      </w:r>
-      <w:proofErr w:type="gramEnd"/>
-      <w:r>
-        <w:rPr>
-          <w:lang w:val="en-US"/>
-        </w:rPr>
-        <w:t>”</w:t>
-      </w:r>
+      </w:pPr>
+      <w:r>
+        <w:t>Trop peu de connections entre les dialogues et l’environnement</w:t>
+      </w:r>
+    </w:p>
+    <w:p>
+      <w:pPr>
+        <w:pStyle w:val="ListParagraph"/>
+        <w:numPr>
+          <w:ilvl w:val="1"/>
+          <w:numId w:val="1"/>
+        </w:numPr>
+      </w:pPr>
+      <w:r>
+        <w:t>Origines :</w:t>
+      </w:r>
+    </w:p>
+    <w:p>
+      <w:pPr>
+        <w:pStyle w:val="ListParagraph"/>
+        <w:numPr>
+          <w:ilvl w:val="2"/>
+          <w:numId w:val="1"/>
+        </w:numPr>
+      </w:pPr>
+      <w:r>
+        <w:t>X</w:t>
+      </w:r>
+    </w:p>
+    <w:p>
+      <w:pPr>
+        <w:pStyle w:val="ListParagraph"/>
+        <w:numPr>
+          <w:ilvl w:val="1"/>
+          <w:numId w:val="1"/>
+        </w:numPr>
+      </w:pPr>
+      <w:r>
+        <w:t>Raisons :</w:t>
+      </w:r>
+    </w:p>
+    <w:p>
+      <w:pPr>
+        <w:pStyle w:val="ListParagraph"/>
+        <w:numPr>
+          <w:ilvl w:val="2"/>
+          <w:numId w:val="1"/>
+        </w:numPr>
+      </w:pPr>
+      <w:r>
+        <w:t>Envergure du projet</w:t>
+      </w:r>
+    </w:p>
+    <w:p>
+      <w:pPr>
+        <w:pStyle w:val="ListParagraph"/>
+        <w:numPr>
+          <w:ilvl w:val="2"/>
+          <w:numId w:val="1"/>
+        </w:numPr>
+      </w:pPr>
     </w:p>
     <w:p>
       <w:pPr>
@@ -397,15 +1079,9 @@
           <w:ilvl w:val="0"/>
           <w:numId w:val="1"/>
         </w:numPr>
-        <w:rPr>
-          <w:lang w:val="en-US"/>
-        </w:rPr>
-      </w:pPr>
-      <w:r>
-        <w:rPr>
-          <w:lang w:val="en-US"/>
-        </w:rPr>
-        <w:t>Uncomplete game</w:t>
+      </w:pPr>
+      <w:r>
+        <w:t>Pas de raison de s’investir dans le jeu.</w:t>
       </w:r>
     </w:p>
     <w:p>
@@ -415,15 +1091,9 @@
           <w:ilvl w:val="0"/>
           <w:numId w:val="1"/>
         </w:numPr>
-        <w:rPr>
-          <w:lang w:val="en-US"/>
-        </w:rPr>
-      </w:pPr>
-      <w:r>
-        <w:rPr>
-          <w:lang w:val="en-US"/>
-        </w:rPr>
-        <w:t>Abysmal optimization</w:t>
+      </w:pPr>
+      <w:r>
+        <w:t>Prototype incomplet</w:t>
       </w:r>
     </w:p>
     <w:p>
@@ -433,17 +1103,88 @@
           <w:ilvl w:val="0"/>
           <w:numId w:val="1"/>
         </w:numPr>
-        <w:rPr>
-          <w:lang w:val="en-US"/>
-        </w:rPr>
-      </w:pPr>
-    </w:p>
-    <w:p>
-      <w:pPr>
-        <w:rPr>
-          <w:lang w:val="en-US"/>
-        </w:rPr>
-      </w:pPr>
+      </w:pPr>
+      <w:r>
+        <w:t>Optimisation inexistante</w:t>
+      </w:r>
+    </w:p>
+    <w:p>
+      <w:pPr>
+        <w:pStyle w:val="ListParagraph"/>
+        <w:numPr>
+          <w:ilvl w:val="0"/>
+          <w:numId w:val="1"/>
+        </w:numPr>
+      </w:pPr>
+      <w:r>
+        <w:t>Graphismes trop sombres</w:t>
+      </w:r>
+    </w:p>
+    <w:p>
+      <w:pPr>
+        <w:pStyle w:val="ListParagraph"/>
+        <w:numPr>
+          <w:ilvl w:val="1"/>
+          <w:numId w:val="1"/>
+        </w:numPr>
+      </w:pPr>
+      <w:r>
+        <w:t>Origine : Filtre ASCII</w:t>
+      </w:r>
+    </w:p>
+    <w:p>
+      <w:pPr>
+        <w:pStyle w:val="ListParagraph"/>
+        <w:numPr>
+          <w:ilvl w:val="0"/>
+          <w:numId w:val="1"/>
+        </w:numPr>
+      </w:pPr>
+      <w:r>
+        <w:t>Graphismes illisibles</w:t>
+      </w:r>
+    </w:p>
+    <w:p>
+      <w:pPr>
+        <w:pStyle w:val="ListParagraph"/>
+        <w:numPr>
+          <w:ilvl w:val="1"/>
+          <w:numId w:val="1"/>
+        </w:numPr>
+      </w:pPr>
+      <w:r>
+        <w:t>Origine</w:t>
+      </w:r>
+      <w:r>
+        <w:t>s</w:t>
+      </w:r>
+      <w:r>
+        <w:t xml:space="preserve"> : </w:t>
+      </w:r>
+    </w:p>
+    <w:p>
+      <w:pPr>
+        <w:pStyle w:val="ListParagraph"/>
+        <w:numPr>
+          <w:ilvl w:val="2"/>
+          <w:numId w:val="1"/>
+        </w:numPr>
+      </w:pPr>
+      <w:r>
+        <w:t>Filtre ASCII</w:t>
+      </w:r>
+    </w:p>
+    <w:p>
+      <w:pPr>
+        <w:pStyle w:val="ListParagraph"/>
+        <w:numPr>
+          <w:ilvl w:val="2"/>
+          <w:numId w:val="1"/>
+        </w:numPr>
+      </w:pPr>
+      <w:r>
+        <w:t>Graphismes minimalistes</w:t>
+      </w:r>
     </w:p>
     <w:sectPr>
       <w:pgSz w:w="11906" w:h="16838"/>
@@ -473,7 +1214,7 @@
         <w:rFonts w:ascii="Symbol" w:hAnsi="Symbol" w:hint="default"/>
       </w:rPr>
     </w:lvl>
-    <w:lvl w:ilvl="1" w:tplc="08090003" w:tentative="1">
+    <w:lvl w:ilvl="1" w:tplc="08090003">
       <w:start w:val="1"/>
       <w:numFmt w:val="bullet"/>
       <w:lvlText w:val="o"/>
@@ -485,7 +1226,7 @@
         <w:rFonts w:ascii="Courier New" w:hAnsi="Courier New" w:cs="Courier New" w:hint="default"/>
       </w:rPr>
     </w:lvl>
-    <w:lvl w:ilvl="2" w:tplc="08090005" w:tentative="1">
+    <w:lvl w:ilvl="2" w:tplc="08090005">
       <w:start w:val="1"/>
       <w:numFmt w:val="bullet"/>
       <w:lvlText w:val=""/>
@@ -497,7 +1238,7 @@
         <w:rFonts w:ascii="Wingdings" w:hAnsi="Wingdings" w:hint="default"/>
       </w:rPr>
     </w:lvl>
-    <w:lvl w:ilvl="3" w:tplc="08090001" w:tentative="1">
+    <w:lvl w:ilvl="3" w:tplc="08090001">
       <w:start w:val="1"/>
       <w:numFmt w:val="bullet"/>
       <w:lvlText w:val=""/>
@@ -972,6 +1713,9 @@
   <w:style w:type="paragraph" w:default="1" w:styleId="Normal">
     <w:name w:val="Normal"/>
     <w:qFormat/>
+    <w:rPr>
+      <w:lang w:val="fr-CH"/>
+    </w:rPr>
   </w:style>
   <w:style w:type="paragraph" w:styleId="Heading1">
     <w:name w:val="heading 1"/>
